--- a/dist/대학원-과제피드백/2차과제_피드백_둔황벽화.docx
+++ b/dist/대학원-과제피드백/2차과제_피드백_둔황벽화.docx
@@ -4,12 +4,12 @@
   <w:body>
     <w:p>
       <w:pPr>
-        <w:spacing w:after="60" w:before="0" w:line="282"/>
-      </w:pPr>
-      <w:r>
-        <w:rPr>
-          <w:rFonts w:ascii="Pretendard" w:cs="Pretendard" w:eastAsia="Pretendard" w:hAnsi="Pretendard"/>
-          <w:color w:val="5A5A5A"/>
+        <w:spacing w:after="60" w:before="0" w:line="286"/>
+      </w:pPr>
+      <w:r>
+        <w:rPr>
+          <w:rFonts w:ascii="Pretendard" w:cs="Pretendard" w:eastAsia="Pretendard" w:hAnsi="Pretendard"/>
+          <w:color w:val="4A4A4A"/>
           <w:sz w:val="16"/>
           <w:szCs w:val="16"/>
         </w:rPr>
@@ -18,7 +18,7 @@
     </w:p>
     <w:p>
       <w:pPr>
-        <w:spacing w:after="80" w:before="0" w:line="282"/>
+        <w:spacing w:after="80" w:before="0" w:line="286"/>
       </w:pPr>
       <w:r>
         <w:rPr>
@@ -37,12 +37,12 @@
         <w:pBdr>
           <w:bottom w:val="single" w:color="111111" w:sz="12" w:space="6"/>
         </w:pBdr>
-        <w:spacing w:after="100" w:before="0" w:line="282"/>
-      </w:pPr>
-      <w:r>
-        <w:rPr>
-          <w:rFonts w:ascii="Pretendard" w:cs="Pretendard" w:eastAsia="Pretendard" w:hAnsi="Pretendard"/>
-          <w:color w:val="5A5A5A"/>
+        <w:spacing w:after="100" w:before="0" w:line="286"/>
+      </w:pPr>
+      <w:r>
+        <w:rPr>
+          <w:rFonts w:ascii="Pretendard" w:cs="Pretendard" w:eastAsia="Pretendard" w:hAnsi="Pretendard"/>
+          <w:color w:val="4A4A4A"/>
           <w:sz w:val="20"/>
           <w:szCs w:val="20"/>
         </w:rPr>
@@ -54,7 +54,7 @@
         <w:pBdr>
           <w:bottom w:val="single" w:color="C8C8C8" w:sz="6" w:space="8"/>
         </w:pBdr>
-        <w:spacing w:after="110" w:before="230" w:line="282"/>
+        <w:spacing w:after="120" w:before="240" w:line="286"/>
       </w:pPr>
       <w:r>
         <w:rPr>
@@ -65,7 +65,7 @@
           <w:sz w:val="23"/>
           <w:szCs w:val="23"/>
         </w:rPr>
-        <w:t xml:space="preserve">1. 제출한 것</w:t>
+        <w:t xml:space="preserve">잘한 점</w:t>
       </w:r>
     </w:p>
     <w:p>
@@ -75,16 +75,16 @@
           <w:ilvl w:val="0"/>
           <w:numId w:val="2"/>
         </w:numPr>
-        <w:spacing w:after="74" w:before="0" w:line="282"/>
-      </w:pPr>
-      <w:r>
-        <w:rPr>
-          <w:rFonts w:ascii="Pretendard" w:cs="Pretendard" w:eastAsia="Pretendard" w:hAnsi="Pretendard"/>
-          <w:color w:val="111111"/>
-          <w:sz w:val="20"/>
-          <w:szCs w:val="20"/>
-        </w:rPr>
-        <w:t xml:space="preserve">핵심 개념 다섯 개를 잴 수 있는 말로 바꿨습니다. AIGC 시각적 내러티브, MR 경험, 공간적 현존감, 내러티브 이해, 문화적 인지입니다.</w:t>
+        <w:spacing w:after="76" w:before="0" w:line="286"/>
+      </w:pPr>
+      <w:r>
+        <w:rPr>
+          <w:rFonts w:ascii="Pretendard" w:cs="Pretendard" w:eastAsia="Pretendard" w:hAnsi="Pretendard"/>
+          <w:color w:val="111111"/>
+          <w:sz w:val="20"/>
+          <w:szCs w:val="20"/>
+        </w:rPr>
+        <w:t xml:space="preserve">AIGC 시각적 내러티브, MR 경험, 공간적 현존감, 내러티브 이해, 문화적 인지 등 핵심 개념 다섯 가지를 측정 가능한 용어로 정리했습니다.</w:t>
       </w:r>
     </w:p>
     <w:p>
@@ -94,16 +94,16 @@
           <w:ilvl w:val="0"/>
           <w:numId w:val="2"/>
         </w:numPr>
-        <w:spacing w:after="74" w:before="0" w:line="282"/>
-      </w:pPr>
-      <w:r>
-        <w:rPr>
-          <w:rFonts w:ascii="Pretendard" w:cs="Pretendard" w:eastAsia="Pretendard" w:hAnsi="Pretendard"/>
-          <w:color w:val="111111"/>
-          <w:sz w:val="20"/>
-          <w:szCs w:val="20"/>
-        </w:rPr>
-        <w:t xml:space="preserve">개념들이 어떤 순서로 이어지는지 그렸습니다. 내러티브 경험 → 공간적 몰입 → 내러티브 이해 → 문화적 인지입니다.</w:t>
+        <w:spacing w:after="76" w:before="0" w:line="286"/>
+      </w:pPr>
+      <w:r>
+        <w:rPr>
+          <w:rFonts w:ascii="Pretendard" w:cs="Pretendard" w:eastAsia="Pretendard" w:hAnsi="Pretendard"/>
+          <w:color w:val="111111"/>
+          <w:sz w:val="20"/>
+          <w:szCs w:val="20"/>
+        </w:rPr>
+        <w:t xml:space="preserve">연구 구조를 내러티브 경험 → 공간적 몰입 → 내러티브 이해 → 문화적 인지로 설정했습니다.</w:t>
       </w:r>
     </w:p>
     <w:p>
@@ -113,16 +113,16 @@
           <w:ilvl w:val="0"/>
           <w:numId w:val="2"/>
         </w:numPr>
-        <w:spacing w:after="74" w:before="0" w:line="282"/>
-      </w:pPr>
-      <w:r>
-        <w:rPr>
-          <w:rFonts w:ascii="Pretendard" w:cs="Pretendard" w:eastAsia="Pretendard" w:hAnsi="Pretendard"/>
-          <w:color w:val="111111"/>
-          <w:sz w:val="20"/>
-          <w:szCs w:val="20"/>
-        </w:rPr>
-        <w:t xml:space="preserve">연구 질문 네 개를 적었습니다.</w:t>
+        <w:spacing w:after="76" w:before="0" w:line="286"/>
+      </w:pPr>
+      <w:r>
+        <w:rPr>
+          <w:rFonts w:ascii="Pretendard" w:cs="Pretendard" w:eastAsia="Pretendard" w:hAnsi="Pretendard"/>
+          <w:color w:val="111111"/>
+          <w:sz w:val="20"/>
+          <w:szCs w:val="20"/>
+        </w:rPr>
+        <w:t xml:space="preserve">연구 질문 네 가지를 설정했습니다.</w:t>
       </w:r>
     </w:p>
     <w:p>
@@ -130,7 +130,7 @@
         <w:pBdr>
           <w:bottom w:val="single" w:color="C8C8C8" w:sz="6" w:space="8"/>
         </w:pBdr>
-        <w:spacing w:after="110" w:before="230" w:line="282"/>
+        <w:spacing w:after="120" w:before="240" w:line="286"/>
       </w:pPr>
       <w:r>
         <w:rPr>
@@ -141,190 +141,7 @@
           <w:sz w:val="23"/>
           <w:szCs w:val="23"/>
         </w:rPr>
-        <w:t xml:space="preserve">2. 빠진 것</w:t>
-      </w:r>
-    </w:p>
-    <w:p>
-      <w:pPr>
-        <w:spacing w:after="40" w:before="0" w:line="282"/>
-      </w:pPr>
-      <w:r>
-        <w:rPr>
-          <w:rFonts w:ascii="Pretendard" w:cs="Pretendard" w:eastAsia="Pretendard" w:hAnsi="Pretendard"/>
-          <w:b/>
-          <w:bCs/>
-          <w:color w:val="5A5A5A"/>
-          <w:sz w:val="20"/>
-          <w:szCs w:val="20"/>
-        </w:rPr>
-        <w:t xml:space="preserve">1  </w:t>
-      </w:r>
-      <w:r>
-        <w:rPr>
-          <w:rFonts w:ascii="Pretendard" w:cs="Pretendard" w:eastAsia="Pretendard" w:hAnsi="Pretendard"/>
-          <w:b/>
-          <w:bCs/>
-          <w:color w:val="111111"/>
-          <w:sz w:val="20"/>
-          <w:szCs w:val="20"/>
-        </w:rPr>
-        <w:t xml:space="preserve">선행연구가 한 편도 없습니다.</w:t>
-      </w:r>
-    </w:p>
-    <w:p>
-      <w:pPr>
-        <w:spacing w:after="104" w:before="0" w:line="282"/>
-      </w:pPr>
-      <w:r>
-        <w:rPr>
-          <w:rFonts w:ascii="Pretendard" w:cs="Pretendard" w:eastAsia="Pretendard" w:hAnsi="Pretendard"/>
-          <w:color w:val="5A5A5A"/>
-          <w:sz w:val="20"/>
-          <w:szCs w:val="20"/>
-        </w:rPr>
-        <w:t xml:space="preserve">이번 과제가 선행연구를 찾는 것이었습니다. 다섯 개 개념을 혼자 정의하셨는데, 이 말들은 이미 다른 연구자들이 쓰고 있는 말입니다.</w:t>
-      </w:r>
-    </w:p>
-    <w:p>
-      <w:pPr>
-        <w:spacing w:after="40" w:before="0" w:line="282"/>
-      </w:pPr>
-      <w:r>
-        <w:rPr>
-          <w:rFonts w:ascii="Pretendard" w:cs="Pretendard" w:eastAsia="Pretendard" w:hAnsi="Pretendard"/>
-          <w:b/>
-          <w:bCs/>
-          <w:color w:val="5A5A5A"/>
-          <w:sz w:val="20"/>
-          <w:szCs w:val="20"/>
-        </w:rPr>
-        <w:t xml:space="preserve">2  </w:t>
-      </w:r>
-      <w:r>
-        <w:rPr>
-          <w:rFonts w:ascii="Pretendard" w:cs="Pretendard" w:eastAsia="Pretendard" w:hAnsi="Pretendard"/>
-          <w:b/>
-          <w:bCs/>
-          <w:color w:val="111111"/>
-          <w:sz w:val="20"/>
-          <w:szCs w:val="20"/>
-        </w:rPr>
-        <w:t xml:space="preserve">다섯 개 개념을 무엇으로 재는지 없습니다.</w:t>
-      </w:r>
-    </w:p>
-    <w:p>
-      <w:pPr>
-        <w:spacing w:after="104" w:before="0" w:line="282"/>
-      </w:pPr>
-      <w:r>
-        <w:rPr>
-          <w:rFonts w:ascii="Pretendard" w:cs="Pretendard" w:eastAsia="Pretendard" w:hAnsi="Pretendard"/>
-          <w:color w:val="5A5A5A"/>
-          <w:sz w:val="20"/>
-          <w:szCs w:val="20"/>
-        </w:rPr>
-        <w:t xml:space="preserve">'공간적 현존감이 높아진다'고 쓰셨는데, 그것을 어떻게 알 수 있습니까. 설문 문항인지, 시간을 재는지, 관찰하는지 적혀 있지 않습니다.</w:t>
-      </w:r>
-    </w:p>
-    <w:p>
-      <w:pPr>
-        <w:spacing w:after="40" w:before="0" w:line="282"/>
-      </w:pPr>
-      <w:r>
-        <w:rPr>
-          <w:rFonts w:ascii="Pretendard" w:cs="Pretendard" w:eastAsia="Pretendard" w:hAnsi="Pretendard"/>
-          <w:b/>
-          <w:bCs/>
-          <w:color w:val="5A5A5A"/>
-          <w:sz w:val="20"/>
-          <w:szCs w:val="20"/>
-        </w:rPr>
-        <w:t xml:space="preserve">3  </w:t>
-      </w:r>
-      <w:r>
-        <w:rPr>
-          <w:rFonts w:ascii="Pretendard" w:cs="Pretendard" w:eastAsia="Pretendard" w:hAnsi="Pretendard"/>
-          <w:b/>
-          <w:bCs/>
-          <w:color w:val="111111"/>
-          <w:sz w:val="20"/>
-          <w:szCs w:val="20"/>
-        </w:rPr>
-        <w:t xml:space="preserve">실험 참가자가 몇 명인지 없습니다.</w:t>
-      </w:r>
-    </w:p>
-    <w:p>
-      <w:pPr>
-        <w:spacing w:after="104" w:before="0" w:line="282"/>
-      </w:pPr>
-      <w:r>
-        <w:rPr>
-          <w:rFonts w:ascii="Pretendard" w:cs="Pretendard" w:eastAsia="Pretendard" w:hAnsi="Pretendard"/>
-          <w:color w:val="5A5A5A"/>
-          <w:sz w:val="20"/>
-          <w:szCs w:val="20"/>
-        </w:rPr>
-        <w:t xml:space="preserve">MR 콘텐츠를 몇 분짜리로 만드는지, 한 사람이 몇 분 체험하는지도 없습니다.</w:t>
-      </w:r>
-    </w:p>
-    <w:p>
-      <w:pPr>
-        <w:spacing w:after="40" w:before="0" w:line="282"/>
-      </w:pPr>
-      <w:r>
-        <w:rPr>
-          <w:rFonts w:ascii="Pretendard" w:cs="Pretendard" w:eastAsia="Pretendard" w:hAnsi="Pretendard"/>
-          <w:b/>
-          <w:bCs/>
-          <w:color w:val="5A5A5A"/>
-          <w:sz w:val="20"/>
-          <w:szCs w:val="20"/>
-        </w:rPr>
-        <w:t xml:space="preserve">4  </w:t>
-      </w:r>
-      <w:r>
-        <w:rPr>
-          <w:rFonts w:ascii="Pretendard" w:cs="Pretendard" w:eastAsia="Pretendard" w:hAnsi="Pretendard"/>
-          <w:b/>
-          <w:bCs/>
-          <w:color w:val="111111"/>
-          <w:sz w:val="20"/>
-          <w:szCs w:val="20"/>
-        </w:rPr>
-        <w:t xml:space="preserve">'연쇄 매개'를 어떻게 확인하는지 없습니다.</w:t>
-      </w:r>
-    </w:p>
-    <w:p>
-      <w:pPr>
-        <w:spacing w:after="104" w:before="0" w:line="282"/>
-      </w:pPr>
-      <w:r>
-        <w:rPr>
-          <w:rFonts w:ascii="Pretendard" w:cs="Pretendard" w:eastAsia="Pretendard" w:hAnsi="Pretendard"/>
-          <w:color w:val="5A5A5A"/>
-          <w:sz w:val="20"/>
-          <w:szCs w:val="20"/>
-        </w:rPr>
-        <w:t xml:space="preserve">A가 B를 거쳐 C에 영향을 준다는 구조를 세우셨습니다. 이것을 확인하려면 특정한 분석 방법이 필요합니다. 그 방법이 적혀 있지 않습니다.</w:t>
-      </w:r>
-    </w:p>
-    <w:p>
-      <w:pPr>
-        <w:pBdr>
-          <w:bottom w:val="single" w:color="C8C8C8" w:sz="6" w:space="8"/>
-        </w:pBdr>
-        <w:spacing w:after="110" w:before="230" w:line="282"/>
-      </w:pPr>
-      <w:r>
-        <w:rPr>
-          <w:rFonts w:ascii="Pretendard" w:cs="Pretendard" w:eastAsia="Pretendard" w:hAnsi="Pretendard"/>
-          <w:b/>
-          <w:bCs/>
-          <w:color w:val="111111"/>
-          <w:sz w:val="23"/>
-          <w:szCs w:val="23"/>
-        </w:rPr>
-        <w:t xml:space="preserve">3. 다음 회차까지 할 것</w:t>
+        <w:t xml:space="preserve">보완할 점</w:t>
       </w:r>
     </w:p>
     <w:p>
@@ -334,32 +151,16 @@
           <w:ilvl w:val="0"/>
           <w:numId w:val="3"/>
         </w:numPr>
-        <w:spacing w:after="40" w:before="0" w:line="282"/>
-      </w:pPr>
-      <w:r>
-        <w:rPr>
-          <w:rFonts w:ascii="Pretendard" w:cs="Pretendard" w:eastAsia="Pretendard" w:hAnsi="Pretendard"/>
-          <w:b/>
-          <w:bCs/>
-          <w:color w:val="111111"/>
-          <w:sz w:val="20"/>
-          <w:szCs w:val="20"/>
-        </w:rPr>
-        <w:t xml:space="preserve">선행연구 다섯 편을 찾으십시오.</w:t>
-      </w:r>
-    </w:p>
-    <w:p>
-      <w:pPr>
-        <w:spacing w:after="104" w:before="0" w:line="282"/>
-      </w:pPr>
-      <w:r>
-        <w:rPr>
-          <w:rFonts w:ascii="Pretendard" w:cs="Pretendard" w:eastAsia="Pretendard" w:hAnsi="Pretendard"/>
-          <w:color w:val="5A5A5A"/>
-          <w:sz w:val="20"/>
-          <w:szCs w:val="20"/>
-        </w:rPr>
-        <w:t xml:space="preserve">특히 공간적 현존감(spatial presence)을 실제로 측정한 논문을 찾으십시오. 그 논문의 설문 문항을 그대로 가져와 쓰십시오. 직접 만들지 마십시오.</w:t>
+        <w:spacing w:after="104" w:before="0" w:line="286"/>
+      </w:pPr>
+      <w:r>
+        <w:rPr>
+          <w:rFonts w:ascii="Pretendard" w:cs="Pretendard" w:eastAsia="Pretendard" w:hAnsi="Pretendard"/>
+          <w:color w:val="111111"/>
+          <w:sz w:val="20"/>
+          <w:szCs w:val="20"/>
+        </w:rPr>
+        <w:t xml:space="preserve">선행연구가 제시되지 않았습니다. 이번 과제의 핵심은 선행연구를 조사하는 것이며, 정리한 다섯 개념은 기존 연구에서 이미 사용되는 용어입니다.</w:t>
       </w:r>
     </w:p>
     <w:p>
@@ -369,32 +170,54 @@
           <w:ilvl w:val="0"/>
           <w:numId w:val="3"/>
         </w:numPr>
-        <w:spacing w:after="40" w:before="0" w:line="282"/>
-      </w:pPr>
-      <w:r>
-        <w:rPr>
-          <w:rFonts w:ascii="Pretendard" w:cs="Pretendard" w:eastAsia="Pretendard" w:hAnsi="Pretendard"/>
-          <w:b/>
-          <w:bCs/>
-          <w:color w:val="111111"/>
-          <w:sz w:val="20"/>
-          <w:szCs w:val="20"/>
-        </w:rPr>
-        <w:t xml:space="preserve">그 다섯 편에서 참가자 수를 보십시오.</w:t>
-      </w:r>
-    </w:p>
-    <w:p>
-      <w:pPr>
-        <w:spacing w:after="104" w:before="0" w:line="282"/>
-      </w:pPr>
-      <w:r>
-        <w:rPr>
-          <w:rFonts w:ascii="Pretendard" w:cs="Pretendard" w:eastAsia="Pretendard" w:hAnsi="Pretendard"/>
-          <w:color w:val="5A5A5A"/>
-          <w:sz w:val="20"/>
-          <w:szCs w:val="20"/>
-        </w:rPr>
-        <w:t xml:space="preserve">비슷한 실험을 한 사람들이 몇 명에게 했는지 세어 보십시오. 그 수가 본인 실험의 기준이 됩니다.</w:t>
+        <w:spacing w:after="104" w:before="0" w:line="286"/>
+      </w:pPr>
+      <w:r>
+        <w:rPr>
+          <w:rFonts w:ascii="Pretendard" w:cs="Pretendard" w:eastAsia="Pretendard" w:hAnsi="Pretendard"/>
+          <w:color w:val="111111"/>
+          <w:sz w:val="20"/>
+          <w:szCs w:val="20"/>
+        </w:rPr>
+        <w:t xml:space="preserve">개념의 측정 방법이 제시되지 않았습니다. 공간적 현존감을 설문으로 측정할 것인지, 소요 시간을 측정할 것인지, 행동을 관찰할 것인지 명확히 해야 합니다.</w:t>
+      </w:r>
+    </w:p>
+    <w:p>
+      <w:pPr>
+        <w:pStyle w:val="ListParagraph"/>
+        <w:numPr>
+          <w:ilvl w:val="0"/>
+          <w:numId w:val="3"/>
+        </w:numPr>
+        <w:spacing w:after="104" w:before="0" w:line="286"/>
+      </w:pPr>
+      <w:r>
+        <w:rPr>
+          <w:rFonts w:ascii="Pretendard" w:cs="Pretendard" w:eastAsia="Pretendard" w:hAnsi="Pretendard"/>
+          <w:color w:val="111111"/>
+          <w:sz w:val="20"/>
+          <w:szCs w:val="20"/>
+        </w:rPr>
+        <w:t xml:space="preserve">실험 계획이 부족합니다. 실험 참가자 수, MR 콘텐츠 분량, 1인당 체험 시간을 구체적으로 제시해야 합니다.</w:t>
+      </w:r>
+    </w:p>
+    <w:p>
+      <w:pPr>
+        <w:pStyle w:val="ListParagraph"/>
+        <w:numPr>
+          <w:ilvl w:val="0"/>
+          <w:numId w:val="3"/>
+        </w:numPr>
+        <w:spacing w:after="104" w:before="0" w:line="286"/>
+      </w:pPr>
+      <w:r>
+        <w:rPr>
+          <w:rFonts w:ascii="Pretendard" w:cs="Pretendard" w:eastAsia="Pretendard" w:hAnsi="Pretendard"/>
+          <w:color w:val="111111"/>
+          <w:sz w:val="20"/>
+          <w:szCs w:val="20"/>
+        </w:rPr>
+        <w:t xml:space="preserve">매개 효과의 검증 방법이 제시되지 않았습니다. 변수가 순서대로 이어지는 구조를 설정했으므로 그에 맞는 분석 방법을 함께 정해야 합니다.</w:t>
       </w:r>
     </w:p>
     <w:p>
@@ -402,7 +225,7 @@
         <w:pBdr>
           <w:bottom w:val="single" w:color="C8C8C8" w:sz="6" w:space="8"/>
         </w:pBdr>
-        <w:spacing w:after="110" w:before="230" w:line="282"/>
+        <w:spacing w:after="120" w:before="240" w:line="286"/>
       </w:pPr>
       <w:r>
         <w:rPr>
@@ -413,7 +236,64 @@
           <w:sz w:val="23"/>
           <w:szCs w:val="23"/>
         </w:rPr>
-        <w:t xml:space="preserve">4. 다섯 분 모두에게</w:t>
+        <w:t xml:space="preserve">다음 과제</w:t>
+      </w:r>
+    </w:p>
+    <w:p>
+      <w:pPr>
+        <w:pStyle w:val="ListParagraph"/>
+        <w:numPr>
+          <w:ilvl w:val="0"/>
+          <w:numId w:val="4"/>
+        </w:numPr>
+        <w:spacing w:after="104" w:before="0" w:line="286"/>
+      </w:pPr>
+      <w:r>
+        <w:rPr>
+          <w:rFonts w:ascii="Pretendard" w:cs="Pretendard" w:eastAsia="Pretendard" w:hAnsi="Pretendard"/>
+          <w:color w:val="111111"/>
+          <w:sz w:val="20"/>
+          <w:szCs w:val="20"/>
+        </w:rPr>
+        <w:t xml:space="preserve">선행연구 5편을 조사하십시오. 공간적 현존감을 실제로 측정한 연구를 중심으로 검토하고, 그 연구에서 사용한 설문 문항을 확인하십시오.</w:t>
+      </w:r>
+    </w:p>
+    <w:p>
+      <w:pPr>
+        <w:pStyle w:val="ListParagraph"/>
+        <w:numPr>
+          <w:ilvl w:val="0"/>
+          <w:numId w:val="4"/>
+        </w:numPr>
+        <w:spacing w:after="104" w:before="0" w:line="286"/>
+      </w:pPr>
+      <w:r>
+        <w:rPr>
+          <w:rFonts w:ascii="Pretendard" w:cs="Pretendard" w:eastAsia="Pretendard" w:hAnsi="Pretendard"/>
+          <w:color w:val="111111"/>
+          <w:sz w:val="20"/>
+          <w:szCs w:val="20"/>
+        </w:rPr>
+        <w:t xml:space="preserve">선행연구의 실험 참가자 수를 확인하십시오. 유사한 실험의 표본 규모를 보면 본인 연구에 필요한 인원을 판단할 수 있습니다.</w:t>
+      </w:r>
+    </w:p>
+    <w:p>
+      <w:pPr>
+        <w:pBdr>
+          <w:bottom w:val="single" w:color="C8C8C8" w:sz="6" w:space="8"/>
+        </w:pBdr>
+        <w:spacing w:after="120" w:before="240" w:line="286"/>
+      </w:pPr>
+      <w:r>
+        <w:rPr>
+          <w:rFonts w:ascii="Pretendard" w:cs="Pretendard" w:eastAsia="Pretendard" w:hAnsi="Pretendard"/>
+          <w:b/>
+          <w:bCs/>
+          <w:color w:val="111111"/>
+          <w:sz w:val="23"/>
+          <w:szCs w:val="23"/>
+        </w:rPr>
+        <w:t xml:space="preserve">추가 안내</w:t>
       </w:r>
     </w:p>
     <w:p>
@@ -423,32 +303,16 @@
           <w:ilvl w:val="0"/>
           <w:numId w:val="2"/>
         </w:numPr>
-        <w:spacing w:after="40" w:before="0" w:line="282"/>
-      </w:pPr>
-      <w:r>
-        <w:rPr>
-          <w:rFonts w:ascii="Pretendard" w:cs="Pretendard" w:eastAsia="Pretendard" w:hAnsi="Pretendard"/>
-          <w:b/>
-          <w:bCs/>
-          <w:color w:val="111111"/>
-          <w:sz w:val="20"/>
-          <w:szCs w:val="20"/>
-        </w:rPr>
-        <w:t xml:space="preserve">숫자를 적으십시오.</w:t>
-      </w:r>
-    </w:p>
-    <w:p>
-      <w:pPr>
-        <w:spacing w:after="88" w:before="0" w:line="282"/>
-      </w:pPr>
-      <w:r>
-        <w:rPr>
-          <w:rFonts w:ascii="Pretendard" w:cs="Pretendard" w:eastAsia="Pretendard" w:hAnsi="Pretendard"/>
-          <w:color w:val="5A5A5A"/>
-          <w:sz w:val="20"/>
-          <w:szCs w:val="20"/>
-        </w:rPr>
-        <w:t xml:space="preserve">몇 명에게, 몇 점을, 몇 달 동안 하는지 적힌 과제가 한 편도 없었습니다. 숫자가 없으면 그 연구를 할 수 있는지 아무도 판단할 수 없습니다.</w:t>
+        <w:spacing w:after="76" w:before="0" w:line="286"/>
+      </w:pPr>
+      <w:r>
+        <w:rPr>
+          <w:rFonts w:ascii="Pretendard" w:cs="Pretendard" w:eastAsia="Pretendard" w:hAnsi="Pretendard"/>
+          <w:color w:val="111111"/>
+          <w:sz w:val="20"/>
+          <w:szCs w:val="20"/>
+        </w:rPr>
+        <w:t xml:space="preserve">실험 참가자 수, 콘텐츠 분량, 체험 시간, 조사 기간 등 모든 연구 설계 요소를 숫자로 구체화해야 합니다.</w:t>
       </w:r>
     </w:p>
     <w:p>
@@ -458,67 +322,16 @@
           <w:ilvl w:val="0"/>
           <w:numId w:val="2"/>
         </w:numPr>
-        <w:spacing w:after="40" w:before="0" w:line="282"/>
-      </w:pPr>
-      <w:r>
-        <w:rPr>
-          <w:rFonts w:ascii="Pretendard" w:cs="Pretendard" w:eastAsia="Pretendard" w:hAnsi="Pretendard"/>
-          <w:b/>
-          <w:bCs/>
-          <w:color w:val="111111"/>
-          <w:sz w:val="20"/>
-          <w:szCs w:val="20"/>
-        </w:rPr>
-        <w:t xml:space="preserve">검증을 누가 언제 하는지 적으십시오.</w:t>
-      </w:r>
-    </w:p>
-    <w:p>
-      <w:pPr>
-        <w:spacing w:after="88" w:before="0" w:line="282"/>
-      </w:pPr>
-      <w:r>
-        <w:rPr>
-          <w:rFonts w:ascii="Pretendard" w:cs="Pretendard" w:eastAsia="Pretendard" w:hAnsi="Pretendard"/>
-          <w:color w:val="5A5A5A"/>
-          <w:sz w:val="20"/>
-          <w:szCs w:val="20"/>
-        </w:rPr>
-        <w:t xml:space="preserve">전문가입니까 사용자입니까. 몇 명입니까. 언제 합니까.</w:t>
-      </w:r>
-    </w:p>
-    <w:p>
-      <w:pPr>
-        <w:pStyle w:val="ListParagraph"/>
-        <w:numPr>
-          <w:ilvl w:val="0"/>
-          <w:numId w:val="2"/>
-        </w:numPr>
-        <w:spacing w:after="40" w:before="0" w:line="282"/>
-      </w:pPr>
-      <w:r>
-        <w:rPr>
-          <w:rFonts w:ascii="Pretendard" w:cs="Pretendard" w:eastAsia="Pretendard" w:hAnsi="Pretendard"/>
-          <w:b/>
-          <w:bCs/>
-          <w:color w:val="111111"/>
-          <w:sz w:val="20"/>
-          <w:szCs w:val="20"/>
-        </w:rPr>
-        <w:t xml:space="preserve">측정 도구는 만들지 말고 빌려 오십시오.</w:t>
-      </w:r>
-    </w:p>
-    <w:p>
-      <w:pPr>
-        <w:spacing w:after="88" w:before="0" w:line="282"/>
-      </w:pPr>
-      <w:r>
-        <w:rPr>
-          <w:rFonts w:ascii="Pretendard" w:cs="Pretendard" w:eastAsia="Pretendard" w:hAnsi="Pretendard"/>
-          <w:color w:val="5A5A5A"/>
-          <w:sz w:val="20"/>
-          <w:szCs w:val="20"/>
-        </w:rPr>
-        <w:t xml:space="preserve">선행연구에서 쓴 문항을 가져다 쓰는 것이 정상입니다. 직접 만들면 그 문항이 맞는지 증명해야 하는 일이 하나 더 늘어납니다.</w:t>
+        <w:spacing w:after="40" w:before="0" w:line="286"/>
+      </w:pPr>
+      <w:r>
+        <w:rPr>
+          <w:rFonts w:ascii="Pretendard" w:cs="Pretendard" w:eastAsia="Pretendard" w:hAnsi="Pretendard"/>
+          <w:color w:val="111111"/>
+          <w:sz w:val="20"/>
+          <w:szCs w:val="20"/>
+        </w:rPr>
+        <w:t xml:space="preserve">검증 주체(전문가 또는 사용자), 검증 인원, 검증 시점을 명확히 제시해야 합니다.</w:t>
       </w:r>
     </w:p>
     <w:sectPr>
@@ -699,7 +512,7 @@
       <w:lvlText w:val="%1."/>
       <w:lvlJc w:val="left"/>
       <w:pPr>
-        <w:ind w:left="504" w:hanging="360"/>
+        <w:ind w:left="489" w:hanging="489"/>
       </w:pPr>
     </w:lvl>
   </w:abstractNum>
@@ -707,11 +520,23 @@
     <w:multiLevelType w:val="hybridMultilevel"/>
     <w:lvl w:ilvl="0" w:tentative="1">
       <w:start w:val="1"/>
+      <w:numFmt w:val="decimal"/>
+      <w:lvlText w:val="%1."/>
+      <w:lvlJc w:val="left"/>
+      <w:pPr>
+        <w:ind w:left="489" w:hanging="489"/>
+      </w:pPr>
+    </w:lvl>
+  </w:abstractNum>
+  <w:abstractNum w:abstractNumId="4" w15:restartNumberingAfterBreak="0">
+    <w:multiLevelType w:val="hybridMultilevel"/>
+    <w:lvl w:ilvl="0" w:tentative="1">
+      <w:start w:val="1"/>
       <w:numFmt w:val="bullet"/>
-      <w:lvlText w:val="—"/>
-      <w:lvlJc w:val="left"/>
-      <w:pPr>
-        <w:ind w:left="504" w:hanging="360"/>
+      <w:lvlText w:val="•"/>
+      <w:lvlJc w:val="left"/>
+      <w:pPr>
+        <w:ind w:left="431" w:hanging="288"/>
       </w:pPr>
     </w:lvl>
   </w:abstractNum>
@@ -722,13 +547,19 @@
     </w:lvlOverride>
   </w:num>
   <w:num w:numId="2">
-    <w:abstractNumId w:val="3"/>
+    <w:abstractNumId w:val="4"/>
     <w:lvlOverride w:ilvl="0">
       <w:startOverride w:val="1"/>
     </w:lvlOverride>
   </w:num>
   <w:num w:numId="3">
     <w:abstractNumId w:val="2"/>
+    <w:lvlOverride w:ilvl="0">
+      <w:startOverride w:val="1"/>
+    </w:lvlOverride>
+  </w:num>
+  <w:num w:numId="4">
+    <w:abstractNumId w:val="3"/>
     <w:lvlOverride w:ilvl="0">
       <w:startOverride w:val="1"/>
     </w:lvlOverride>
